--- a/data/revised_2026-10_full/tracked/v2/Core_Mathematics/SS2.9_Linear_Motion/Core_Mathematics_Linear_Motion_FinalExplanation_TeacherKey_TRACKED.docx
+++ b/data/revised_2026-10_full/tracked/v2/Core_Mathematics/SS2.9_Linear_Motion/Core_Mathematics_Linear_Motion_FinalExplanation_TeacherKey_TRACKED.docx
@@ -459,7 +459,7 @@
               </w:rPr>
               <w:t xml:space="preserve">(a) Runner A ran at a nearly constant velocity of about 19 km/h. Use v = s/t to find how far Runner A runs in 2 hours. (b) Runner B's velocity in the middle of the race was about </w:t>
             </w:r>
-            <w:del w:id="9001" w:author="Claude (AI) - proposed" w:date="2026-10-15T20:36:02Z">
+            <w:del w:id="9001" w:author="Claude (AI) - proposed" w:date="2026-10-18T00:28:04Z">
               <w:r>
                 <w:rPr>
                   <w:rFonts w:ascii="Arial" w:cs="Arial" w:eastAsia="Arial" w:hAnsi="Arial"/>
@@ -474,7 +474,7 @@
                 <w:delText xml:space="preserve">17.6</w:delText>
               </w:r>
             </w:del>
-            <w:ins w:id="9002" w:author="Claude (AI) - proposed" w:date="2026-10-15T20:36:02Z">
+            <w:ins w:id="9002" w:author="Claude (AI) - proposed" w:date="2026-10-18T00:28:04Z">
               <w:r>
                 <w:rPr>
                   <w:rFonts w:ascii="Arial" w:cs="Arial" w:eastAsia="Arial" w:hAnsi="Arial"/>
@@ -535,7 +535,7 @@
               </w:rPr>
               <w:t xml:space="preserve">(a) s = v × t = 19 km/h × 2 h = 38 km. (b) Runner A: 19 × 0.5 = 9.5 km. Runner B: </w:t>
             </w:r>
-            <w:del w:id="9003" w:author="Claude (AI) - proposed" w:date="2026-10-15T20:36:02Z">
+            <w:del w:id="9003" w:author="Claude (AI) - proposed" w:date="2026-10-18T00:28:04Z">
               <w:r>
                 <w:rPr>
                   <w:rFonts w:ascii="Arial" w:cs="Arial" w:eastAsia="Arial" w:hAnsi="Arial"/>
@@ -550,7 +550,7 @@
                 <w:delText xml:space="preserve">17.6</w:delText>
               </w:r>
             </w:del>
-            <w:ins w:id="9004" w:author="Claude (AI) - proposed" w:date="2026-10-15T20:36:02Z">
+            <w:ins w:id="9004" w:author="Claude (AI) - proposed" w:date="2026-10-18T00:28:04Z">
               <w:r>
                 <w:rPr>
                   <w:rFonts w:ascii="Arial" w:cs="Arial" w:eastAsia="Arial" w:hAnsi="Arial"/>
@@ -578,7 +578,7 @@
               </w:rPr>
               <w:t xml:space="preserve"> × 0.5 = 8.</w:t>
             </w:r>
-            <w:del w:id="9005" w:author="Claude (AI) - proposed" w:date="2026-10-15T20:36:02Z">
+            <w:del w:id="9005" w:author="Claude (AI) - proposed" w:date="2026-10-18T00:28:04Z">
               <w:r>
                 <w:rPr>
                   <w:rFonts w:ascii="Arial" w:cs="Arial" w:eastAsia="Arial" w:hAnsi="Arial"/>
@@ -593,7 +593,7 @@
                 <w:delText xml:space="preserve">8</w:delText>
               </w:r>
             </w:del>
-            <w:ins w:id="9006" w:author="Claude (AI) - proposed" w:date="2026-10-15T20:36:02Z">
+            <w:ins w:id="9006" w:author="Claude (AI) - proposed" w:date="2026-10-18T00:28:04Z">
               <w:r>
                 <w:rPr>
                   <w:rFonts w:ascii="Arial" w:cs="Arial" w:eastAsia="Arial" w:hAnsi="Arial"/>
@@ -621,7 +621,7 @@
               </w:rPr>
               <w:t xml:space="preserve"> km. Difference = 9.5 − 8.</w:t>
             </w:r>
-            <w:del w:id="9007" w:author="Claude (AI) - proposed" w:date="2026-10-15T20:36:02Z">
+            <w:del w:id="9007" w:author="Claude (AI) - proposed" w:date="2026-10-18T00:28:04Z">
               <w:r>
                 <w:rPr>
                   <w:rFonts w:ascii="Arial" w:cs="Arial" w:eastAsia="Arial" w:hAnsi="Arial"/>
@@ -636,7 +636,7 @@
                 <w:delText xml:space="preserve">8 = 0.7</w:delText>
               </w:r>
             </w:del>
-            <w:ins w:id="9008" w:author="Claude (AI) - proposed" w:date="2026-10-15T20:36:02Z">
+            <w:ins w:id="9008" w:author="Claude (AI) - proposed" w:date="2026-10-18T00:28:04Z">
               <w:r>
                 <w:rPr>
                   <w:rFonts w:ascii="Arial" w:cs="Arial" w:eastAsia="Arial" w:hAnsi="Arial"/>
@@ -664,7 +664,7 @@
               </w:rPr>
               <w:t xml:space="preserve"> km, so A runs </w:t>
             </w:r>
-            <w:del w:id="9009" w:author="Claude (AI) - proposed" w:date="2026-10-15T20:36:02Z">
+            <w:del w:id="9009" w:author="Claude (AI) - proposed" w:date="2026-10-18T00:28:04Z">
               <w:r>
                 <w:rPr>
                   <w:rFonts w:ascii="Arial" w:cs="Arial" w:eastAsia="Arial" w:hAnsi="Arial"/>
@@ -679,7 +679,7 @@
                 <w:delText xml:space="preserve">0.7 km (700</w:delText>
               </w:r>
             </w:del>
-            <w:ins w:id="9010" w:author="Claude (AI) - proposed" w:date="2026-10-15T20:36:02Z">
+            <w:ins w:id="9010" w:author="Claude (AI) - proposed" w:date="2026-10-18T00:28:04Z">
               <w:r>
                 <w:rPr>
                   <w:rFonts w:ascii="Arial" w:cs="Arial" w:eastAsia="Arial" w:hAnsi="Arial"/>
@@ -837,7 +837,7 @@
               </w:rPr>
               <w:t xml:space="preserve">(a) A steep straight line means high velocity. A gentle straight line means low velocity. A horizontal line means zero gradient, so the body is stationary. A line sloping back down means a negative gradient, so the body is returning towards its starting point. (b) The gradient is the velocity (change in displacement ÷ change in time). (c) Runner A's line is a nearly straight line with a steady gradient of about 19 km/h. Runner B's line starts steeper, becomes noticeably less steep in the middle section (he slows to about </w:t>
             </w:r>
-            <w:del w:id="9011" w:author="Claude (AI) - proposed" w:date="2026-10-15T20:36:02Z">
+            <w:del w:id="9011" w:author="Claude (AI) - proposed" w:date="2026-10-18T00:28:04Z">
               <w:r>
                 <w:rPr>
                   <w:rFonts w:ascii="Arial" w:cs="Arial" w:eastAsia="Arial" w:hAnsi="Arial"/>
@@ -852,7 +852,7 @@
                 <w:delText xml:space="preserve">17.6</w:delText>
               </w:r>
             </w:del>
-            <w:ins w:id="9012" w:author="Claude (AI) - proposed" w:date="2026-10-15T20:36:02Z">
+            <w:ins w:id="9012" w:author="Claude (AI) - proposed" w:date="2026-10-18T00:28:04Z">
               <w:r>
                 <w:rPr>
                   <w:rFonts w:ascii="Arial" w:cs="Arial" w:eastAsia="Arial" w:hAnsi="Arial"/>
@@ -880,7 +880,7 @@
               </w:rPr>
               <w:t xml:space="preserve"> km/h</w:t>
             </w:r>
-            <w:ins w:id="9013" w:author="Claude (AI) - proposed" w:date="2026-10-15T20:36:02Z">
+            <w:ins w:id="9013" w:author="Claude (AI) - proposed" w:date="2026-10-18T00:28:04Z">
               <w:r>
                 <w:rPr>
                   <w:rFonts w:ascii="Arial" w:cs="Arial" w:eastAsia="Arial" w:hAnsi="Arial"/>
@@ -1038,7 +1038,7 @@
               </w:rPr>
               <w:t xml:space="preserve">(a) The gradient of a velocity-time graph is acceleration (a = Δv/Δt). The area between the graph and the time axis is the displacement (distance travelled in a straight line). (b) The sketch has velocity on the vertical axis (m/s or km/h) and time on the horizontal axis. It shows a rising straight line labelled acceleration (positive gradient), then a horizontal line labelled constant velocity (zero acceleration), then a falling straight line labelled deceleration (negative gradient) down towards zero. (c) The area is a rectangle, so area = velocity × time. Runner A: 19 km/h × 0.5 h = 9.5 km. Runner B: </w:t>
             </w:r>
-            <w:del w:id="9014" w:author="Claude (AI) - proposed" w:date="2026-10-15T20:36:02Z">
+            <w:del w:id="9014" w:author="Claude (AI) - proposed" w:date="2026-10-18T00:28:04Z">
               <w:r>
                 <w:rPr>
                   <w:rFonts w:ascii="Arial" w:cs="Arial" w:eastAsia="Arial" w:hAnsi="Arial"/>
@@ -1053,7 +1053,7 @@
                 <w:delText xml:space="preserve">17.6</w:delText>
               </w:r>
             </w:del>
-            <w:ins w:id="9015" w:author="Claude (AI) - proposed" w:date="2026-10-15T20:36:02Z">
+            <w:ins w:id="9015" w:author="Claude (AI) - proposed" w:date="2026-10-18T00:28:04Z">
               <w:r>
                 <w:rPr>
                   <w:rFonts w:ascii="Arial" w:cs="Arial" w:eastAsia="Arial" w:hAnsi="Arial"/>
@@ -1081,7 +1081,7 @@
               </w:rPr>
               <w:t xml:space="preserve"> km/h × 0.5 h = 8.</w:t>
             </w:r>
-            <w:del w:id="9016" w:author="Claude (AI) - proposed" w:date="2026-10-15T20:36:02Z">
+            <w:del w:id="9016" w:author="Claude (AI) - proposed" w:date="2026-10-18T00:28:04Z">
               <w:r>
                 <w:rPr>
                   <w:rFonts w:ascii="Arial" w:cs="Arial" w:eastAsia="Arial" w:hAnsi="Arial"/>
@@ -1096,7 +1096,7 @@
                 <w:delText xml:space="preserve">8</w:delText>
               </w:r>
             </w:del>
-            <w:ins w:id="9017" w:author="Claude (AI) - proposed" w:date="2026-10-15T20:36:02Z">
+            <w:ins w:id="9017" w:author="Claude (AI) - proposed" w:date="2026-10-18T00:28:04Z">
               <w:r>
                 <w:rPr>
                   <w:rFonts w:ascii="Arial" w:cs="Arial" w:eastAsia="Arial" w:hAnsi="Arial"/>
@@ -1124,7 +1124,7 @@
               </w:rPr>
               <w:t xml:space="preserve"> km. Runner A's area is larger by </w:t>
             </w:r>
-            <w:del w:id="9018" w:author="Claude (AI) - proposed" w:date="2026-10-15T20:36:02Z">
+            <w:del w:id="9018" w:author="Claude (AI) - proposed" w:date="2026-10-18T00:28:04Z">
               <w:r>
                 <w:rPr>
                   <w:rFonts w:ascii="Arial" w:cs="Arial" w:eastAsia="Arial" w:hAnsi="Arial"/>
@@ -1139,7 +1139,7 @@
                 <w:delText xml:space="preserve">0.7</w:delText>
               </w:r>
             </w:del>
-            <w:ins w:id="9019" w:author="Claude (AI) - proposed" w:date="2026-10-15T20:36:02Z">
+            <w:ins w:id="9019" w:author="Claude (AI) - proposed" w:date="2026-10-18T00:28:04Z">
               <w:r>
                 <w:rPr>
                   <w:rFonts w:ascii="Arial" w:cs="Arial" w:eastAsia="Arial" w:hAnsi="Arial"/>
@@ -1264,7 +1264,7 @@
               </w:rPr>
               <w:t xml:space="preserve">(a) Runner B had slowed to about </w:t>
             </w:r>
-            <w:del w:id="9020" w:author="Claude (AI) - proposed" w:date="2026-10-15T20:36:02Z">
+            <w:del w:id="9020" w:author="Claude (AI) - proposed" w:date="2026-10-18T00:28:04Z">
               <w:r>
                 <w:rPr>
                   <w:rFonts w:ascii="Arial" w:cs="Arial" w:eastAsia="Arial" w:hAnsi="Arial"/>
@@ -1279,7 +1279,7 @@
                 <w:delText xml:space="preserve">17.6</w:delText>
               </w:r>
             </w:del>
-            <w:ins w:id="9021" w:author="Claude (AI) - proposed" w:date="2026-10-15T20:36:02Z">
+            <w:ins w:id="9021" w:author="Claude (AI) - proposed" w:date="2026-10-18T00:28:04Z">
               <w:r>
                 <w:rPr>
                   <w:rFonts w:ascii="Arial" w:cs="Arial" w:eastAsia="Arial" w:hAnsi="Arial"/>
@@ -1340,7 +1340,7 @@
               </w:rPr>
               <w:t xml:space="preserve">(a) Both runners move in the same direction, so relative speed = faster − slower = 19 − </w:t>
             </w:r>
-            <w:del w:id="9022" w:author="Claude (AI) - proposed" w:date="2026-10-15T20:36:02Z">
+            <w:del w:id="9022" w:author="Claude (AI) - proposed" w:date="2026-10-18T00:28:04Z">
               <w:r>
                 <w:rPr>
                   <w:rFonts w:ascii="Arial" w:cs="Arial" w:eastAsia="Arial" w:hAnsi="Arial"/>
@@ -1355,7 +1355,7 @@
                 <w:delText xml:space="preserve">17.6 = 1.4</w:delText>
               </w:r>
             </w:del>
-            <w:ins w:id="9023" w:author="Claude (AI) - proposed" w:date="2026-10-15T20:36:02Z">
+            <w:ins w:id="9023" w:author="Claude (AI) - proposed" w:date="2026-10-18T00:28:04Z">
               <w:r>
                 <w:rPr>
                   <w:rFonts w:ascii="Arial" w:cs="Arial" w:eastAsia="Arial" w:hAnsi="Arial"/>
@@ -1383,7 +1383,7 @@
               </w:rPr>
               <w:t xml:space="preserve"> km/h. Time = gap ÷ relative speed = 0.2 ÷ </w:t>
             </w:r>
-            <w:del w:id="9024" w:author="Claude (AI) - proposed" w:date="2026-10-15T20:36:02Z">
+            <w:del w:id="9024" w:author="Claude (AI) - proposed" w:date="2026-10-18T00:28:04Z">
               <w:r>
                 <w:rPr>
                   <w:rFonts w:ascii="Arial" w:cs="Arial" w:eastAsia="Arial" w:hAnsi="Arial"/>
@@ -1398,7 +1398,7 @@
                 <w:delText xml:space="preserve">1.4</w:delText>
               </w:r>
             </w:del>
-            <w:ins w:id="9025" w:author="Claude (AI) - proposed" w:date="2026-10-15T20:36:02Z">
+            <w:ins w:id="9025" w:author="Claude (AI) - proposed" w:date="2026-10-18T00:28:04Z">
               <w:r>
                 <w:rPr>
                   <w:rFonts w:ascii="Arial" w:cs="Arial" w:eastAsia="Arial" w:hAnsi="Arial"/>
@@ -1426,7 +1426,7 @@
               </w:rPr>
               <w:t xml:space="preserve"> = 0.</w:t>
             </w:r>
-            <w:del w:id="9026" w:author="Claude (AI) - proposed" w:date="2026-10-15T20:36:02Z">
+            <w:del w:id="9026" w:author="Claude (AI) - proposed" w:date="2026-10-18T00:28:04Z">
               <w:r>
                 <w:rPr>
                   <w:rFonts w:ascii="Arial" w:cs="Arial" w:eastAsia="Arial" w:hAnsi="Arial"/>
@@ -1441,7 +1441,7 @@
                 <w:delText xml:space="preserve">143</w:delText>
               </w:r>
             </w:del>
-            <w:ins w:id="9027" w:author="Claude (AI) - proposed" w:date="2026-10-15T20:36:02Z">
+            <w:ins w:id="9027" w:author="Claude (AI) - proposed" w:date="2026-10-18T00:28:04Z">
               <w:r>
                 <w:rPr>
                   <w:rFonts w:ascii="Arial" w:cs="Arial" w:eastAsia="Arial" w:hAnsi="Arial"/>
@@ -1469,7 +1469,7 @@
               </w:rPr>
               <w:t xml:space="preserve"> h, which is </w:t>
             </w:r>
-            <w:del w:id="9028" w:author="Claude (AI) - proposed" w:date="2026-10-15T20:36:02Z">
+            <w:del w:id="9028" w:author="Claude (AI) - proposed" w:date="2026-10-18T00:28:04Z">
               <w:r>
                 <w:rPr>
                   <w:rFonts w:ascii="Arial" w:cs="Arial" w:eastAsia="Arial" w:hAnsi="Arial"/>
@@ -1484,7 +1484,7 @@
                 <w:delText xml:space="preserve">about 8.6</w:delText>
               </w:r>
             </w:del>
-            <w:ins w:id="9029" w:author="Claude (AI) - proposed" w:date="2026-10-15T20:36:02Z">
+            <w:ins w:id="9029" w:author="Claude (AI) - proposed" w:date="2026-10-18T00:28:04Z">
               <w:r>
                 <w:rPr>
                   <w:rFonts w:ascii="Arial" w:cs="Arial" w:eastAsia="Arial" w:hAnsi="Arial"/>
@@ -1512,7 +1512,7 @@
               </w:rPr>
               <w:t xml:space="preserve"> minutes (0.</w:t>
             </w:r>
-            <w:del w:id="9030" w:author="Claude (AI) - proposed" w:date="2026-10-15T20:36:02Z">
+            <w:del w:id="9030" w:author="Claude (AI) - proposed" w:date="2026-10-18T00:28:04Z">
               <w:r>
                 <w:rPr>
                   <w:rFonts w:ascii="Arial" w:cs="Arial" w:eastAsia="Arial" w:hAnsi="Arial"/>
@@ -1527,7 +1527,7 @@
                 <w:delText xml:space="preserve">143</w:delText>
               </w:r>
             </w:del>
-            <w:ins w:id="9031" w:author="Claude (AI) - proposed" w:date="2026-10-15T20:36:02Z">
+            <w:ins w:id="9031" w:author="Claude (AI) - proposed" w:date="2026-10-18T00:28:04Z">
               <w:r>
                 <w:rPr>
                   <w:rFonts w:ascii="Arial" w:cs="Arial" w:eastAsia="Arial" w:hAnsi="Arial"/>
@@ -1555,7 +1555,7 @@
               </w:rPr>
               <w:t xml:space="preserve"> × 60). (b) Same direction: 90 − 60 = 30 km/h. (c) Opposite directions: relative speed = 80 + 80 = 160 km/h. When bodies move in opposite directions their speeds add, but in the same direction they are subtracted, so the closing speed is much greater (160 km/h compared with 30 km/h). (d) A single average speed or total time cannot show what happened at each point of the race, so we need velocities, acceleration and graphs. Runner A kept a nearly constant velocity of about 19 km/h, so his acceleration was about zero. Runner B accelerated off the start and was ahead at 30 km. In the middle section he decelerated, his velocity fell to about </w:t>
             </w:r>
-            <w:del w:id="9032" w:author="Claude (AI) - proposed" w:date="2026-10-15T20:36:02Z">
+            <w:del w:id="9032" w:author="Claude (AI) - proposed" w:date="2026-10-18T00:28:04Z">
               <w:r>
                 <w:rPr>
                   <w:rFonts w:ascii="Arial" w:cs="Arial" w:eastAsia="Arial" w:hAnsi="Arial"/>
@@ -1570,7 +1570,7 @@
                 <w:delText xml:space="preserve">17.6</w:delText>
               </w:r>
             </w:del>
-            <w:ins w:id="9033" w:author="Claude (AI) - proposed" w:date="2026-10-15T20:36:02Z">
+            <w:ins w:id="9033" w:author="Claude (AI) - proposed" w:date="2026-10-18T00:28:04Z">
               <w:r>
                 <w:rPr>
                   <w:rFonts w:ascii="Arial" w:cs="Arial" w:eastAsia="Arial" w:hAnsi="Arial"/>
@@ -1598,7 +1598,7 @@
               </w:rPr>
               <w:t xml:space="preserve"> km/h, and he covered less distance than Runner A. On the displacement-time graph B's line became less steep (smaller gradient = lower velocity), while A's stayed steady, so A's line crossed B's after 30 km, when A overtook him. On the velocity-time graph B's line fell (negative gradient) in the middle, so the area under his graph, which is his distance, was smaller than A's for that section. His final sprint was a positive acceleration, but it came too late to recover the lost time. Because A only needed to be faster than B's current speed (relative speed of about </w:t>
             </w:r>
-            <w:del w:id="9034" w:author="Claude (AI) - proposed" w:date="2026-10-15T20:36:02Z">
+            <w:del w:id="9034" w:author="Claude (AI) - proposed" w:date="2026-10-18T00:28:04Z">
               <w:r>
                 <w:rPr>
                   <w:rFonts w:ascii="Arial" w:cs="Arial" w:eastAsia="Arial" w:hAnsi="Arial"/>
@@ -1613,7 +1613,7 @@
                 <w:delText xml:space="preserve">1.4</w:delText>
               </w:r>
             </w:del>
-            <w:ins w:id="9035" w:author="Claude (AI) - proposed" w:date="2026-10-15T20:36:02Z">
+            <w:ins w:id="9035" w:author="Claude (AI) - proposed" w:date="2026-10-18T00:28:04Z">
               <w:r>
                 <w:rPr>
                   <w:rFonts w:ascii="Arial" w:cs="Arial" w:eastAsia="Arial" w:hAnsi="Arial"/>
@@ -1894,7 +1894,7 @@
               <w:spacing w:after="40" w:before="0"/>
               <w:jc w:val="left"/>
             </w:pPr>
-            <w:del w:id="9036" w:author="Claude (AI) - proposed" w:date="2026-10-15T20:36:02Z">
+            <w:del w:id="9036" w:author="Claude (AI) - proposed" w:date="2026-10-18T00:28:04Z">
               <w:r>
                 <w:rPr>
                   <w:rFonts w:ascii="Arial" w:cs="Arial" w:eastAsia="Arial" w:hAnsi="Arial"/>
@@ -1909,7 +1909,7 @@
                 <w:delText xml:space="preserve">Defines</w:delText>
               </w:r>
             </w:del>
-            <w:ins w:id="9037" w:author="Claude (AI) - proposed" w:date="2026-10-15T20:36:02Z">
+            <w:ins w:id="9037" w:author="Claude (AI) - proposed" w:date="2026-10-18T00:28:04Z">
               <w:r>
                 <w:rPr>
                   <w:rFonts w:ascii="Arial" w:cs="Arial" w:eastAsia="Arial" w:hAnsi="Arial"/>
@@ -1937,7 +1937,7 @@
               </w:rPr>
               <w:t xml:space="preserve"> all terms correctly, correctly labels each as scalar or vector, and uses them accurately and consistently throughout</w:t>
             </w:r>
-            <w:ins w:id="9038" w:author="Claude (AI) - proposed" w:date="2026-10-15T20:36:02Z">
+            <w:ins w:id="9038" w:author="Claude (AI) - proposed" w:date="2026-10-18T00:28:04Z">
               <w:r>
                 <w:rPr>
                   <w:rFonts w:ascii="Arial" w:cs="Arial" w:eastAsia="Arial" w:hAnsi="Arial"/>
@@ -1985,7 +1985,7 @@
               <w:spacing w:after="40" w:before="0"/>
               <w:jc w:val="left"/>
             </w:pPr>
-            <w:del w:id="9039" w:author="Claude (AI) - proposed" w:date="2026-10-15T20:36:02Z">
+            <w:del w:id="9039" w:author="Claude (AI) - proposed" w:date="2026-10-18T00:28:04Z">
               <w:r>
                 <w:rPr>
                   <w:rFonts w:ascii="Arial" w:cs="Arial" w:eastAsia="Arial" w:hAnsi="Arial"/>
@@ -2000,7 +2000,7 @@
                 <w:delText xml:space="preserve">Defines</w:delText>
               </w:r>
             </w:del>
-            <w:ins w:id="9040" w:author="Claude (AI) - proposed" w:date="2026-10-15T20:36:02Z">
+            <w:ins w:id="9040" w:author="Claude (AI) - proposed" w:date="2026-10-18T00:28:04Z">
               <w:r>
                 <w:rPr>
                   <w:rFonts w:ascii="Arial" w:cs="Arial" w:eastAsia="Arial" w:hAnsi="Arial"/>
@@ -2048,7 +2048,7 @@
               <w:spacing w:after="40" w:before="0"/>
               <w:jc w:val="left"/>
             </w:pPr>
-            <w:del w:id="9041" w:author="Claude (AI) - proposed" w:date="2026-10-15T20:36:02Z">
+            <w:del w:id="9041" w:author="Claude (AI) - proposed" w:date="2026-10-18T00:28:04Z">
               <w:r>
                 <w:rPr>
                   <w:rFonts w:ascii="Arial" w:cs="Arial" w:eastAsia="Arial" w:hAnsi="Arial"/>
@@ -2063,7 +2063,7 @@
                 <w:delText xml:space="preserve">Confuses</w:delText>
               </w:r>
             </w:del>
-            <w:ins w:id="9042" w:author="Claude (AI) - proposed" w:date="2026-10-15T20:36:02Z">
+            <w:ins w:id="9042" w:author="Claude (AI) - proposed" w:date="2026-10-18T00:28:04Z">
               <w:r>
                 <w:rPr>
                   <w:rFonts w:ascii="Arial" w:cs="Arial" w:eastAsia="Arial" w:hAnsi="Arial"/>
@@ -2146,7 +2146,7 @@
               <w:spacing w:after="40" w:before="0"/>
               <w:jc w:val="left"/>
             </w:pPr>
-            <w:del w:id="9043" w:author="Claude (AI) - proposed" w:date="2026-10-15T20:36:02Z">
+            <w:del w:id="9043" w:author="Claude (AI) - proposed" w:date="2026-10-18T00:28:04Z">
               <w:r>
                 <w:rPr>
                   <w:rFonts w:ascii="Arial" w:cs="Arial" w:eastAsia="Arial" w:hAnsi="Arial"/>
@@ -2161,7 +2161,7 @@
                 <w:delText xml:space="preserve">All</w:delText>
               </w:r>
             </w:del>
-            <w:ins w:id="9044" w:author="Claude (AI) - proposed" w:date="2026-10-15T20:36:02Z">
+            <w:ins w:id="9044" w:author="Claude (AI) - proposed" w:date="2026-10-18T00:28:04Z">
               <w:r>
                 <w:rPr>
                   <w:rFonts w:ascii="Arial" w:cs="Arial" w:eastAsia="Arial" w:hAnsi="Arial"/>
@@ -2189,7 +2189,7 @@
               </w:rPr>
               <w:t xml:space="preserve"> calculations are correct with clear working, correct formulas and correct units</w:t>
             </w:r>
-            <w:ins w:id="9045" w:author="Claude (AI) - proposed" w:date="2026-10-15T20:36:02Z">
+            <w:ins w:id="9045" w:author="Claude (AI) - proposed" w:date="2026-10-18T00:28:04Z">
               <w:r>
                 <w:rPr>
                   <w:rFonts w:ascii="Arial" w:cs="Arial" w:eastAsia="Arial" w:hAnsi="Arial"/>
@@ -2237,7 +2237,7 @@
               <w:spacing w:after="40" w:before="0"/>
               <w:jc w:val="left"/>
             </w:pPr>
-            <w:del w:id="9046" w:author="Claude (AI) - proposed" w:date="2026-10-15T20:36:02Z">
+            <w:del w:id="9046" w:author="Claude (AI) - proposed" w:date="2026-10-18T00:28:04Z">
               <w:r>
                 <w:rPr>
                   <w:rFonts w:ascii="Arial" w:cs="Arial" w:eastAsia="Arial" w:hAnsi="Arial"/>
@@ -2252,7 +2252,7 @@
                 <w:delText xml:space="preserve">Most</w:delText>
               </w:r>
             </w:del>
-            <w:ins w:id="9047" w:author="Claude (AI) - proposed" w:date="2026-10-15T20:36:02Z">
+            <w:ins w:id="9047" w:author="Claude (AI) - proposed" w:date="2026-10-18T00:28:04Z">
               <w:r>
                 <w:rPr>
                   <w:rFonts w:ascii="Arial" w:cs="Arial" w:eastAsia="Arial" w:hAnsi="Arial"/>
@@ -2300,7 +2300,7 @@
               <w:spacing w:after="40" w:before="0"/>
               <w:jc w:val="left"/>
             </w:pPr>
-            <w:del w:id="9048" w:author="Claude (AI) - proposed" w:date="2026-10-15T20:36:02Z">
+            <w:del w:id="9048" w:author="Claude (AI) - proposed" w:date="2026-10-18T00:28:04Z">
               <w:r>
                 <w:rPr>
                   <w:rFonts w:ascii="Arial" w:cs="Arial" w:eastAsia="Arial" w:hAnsi="Arial"/>
@@ -2315,7 +2315,7 @@
                 <w:delText xml:space="preserve">Several</w:delText>
               </w:r>
             </w:del>
-            <w:ins w:id="9049" w:author="Claude (AI) - proposed" w:date="2026-10-15T20:36:02Z">
+            <w:ins w:id="9049" w:author="Claude (AI) - proposed" w:date="2026-10-18T00:28:04Z">
               <w:r>
                 <w:rPr>
                   <w:rFonts w:ascii="Arial" w:cs="Arial" w:eastAsia="Arial" w:hAnsi="Arial"/>
@@ -2398,7 +2398,7 @@
               <w:spacing w:after="40" w:before="0"/>
               <w:jc w:val="left"/>
             </w:pPr>
-            <w:del w:id="9050" w:author="Claude (AI) - proposed" w:date="2026-10-15T20:36:02Z">
+            <w:del w:id="9050" w:author="Claude (AI) - proposed" w:date="2026-10-18T00:28:04Z">
               <w:r>
                 <w:rPr>
                   <w:rFonts w:ascii="Arial" w:cs="Arial" w:eastAsia="Arial" w:hAnsi="Arial"/>
@@ -2413,7 +2413,7 @@
                 <w:delText xml:space="preserve">Correctly</w:delText>
               </w:r>
             </w:del>
-            <w:ins w:id="9051" w:author="Claude (AI) - proposed" w:date="2026-10-15T20:36:02Z">
+            <w:ins w:id="9051" w:author="Claude (AI) - proposed" w:date="2026-10-18T00:28:04Z">
               <w:r>
                 <w:rPr>
                   <w:rFonts w:ascii="Arial" w:cs="Arial" w:eastAsia="Arial" w:hAnsi="Arial"/>
@@ -2461,7 +2461,7 @@
               <w:spacing w:after="40" w:before="0"/>
               <w:jc w:val="left"/>
             </w:pPr>
-            <w:del w:id="9052" w:author="Claude (AI) - proposed" w:date="2026-10-15T20:36:02Z">
+            <w:del w:id="9052" w:author="Claude (AI) - proposed" w:date="2026-10-18T00:28:04Z">
               <w:r>
                 <w:rPr>
                   <w:rFonts w:ascii="Arial" w:cs="Arial" w:eastAsia="Arial" w:hAnsi="Arial"/>
@@ -2476,7 +2476,7 @@
                 <w:delText xml:space="preserve">States</w:delText>
               </w:r>
             </w:del>
-            <w:ins w:id="9053" w:author="Claude (AI) - proposed" w:date="2026-10-15T20:36:02Z">
+            <w:ins w:id="9053" w:author="Claude (AI) - proposed" w:date="2026-10-18T00:28:04Z">
               <w:r>
                 <w:rPr>
                   <w:rFonts w:ascii="Arial" w:cs="Arial" w:eastAsia="Arial" w:hAnsi="Arial"/>
@@ -2524,7 +2524,7 @@
               <w:spacing w:after="40" w:before="0"/>
               <w:jc w:val="left"/>
             </w:pPr>
-            <w:del w:id="9054" w:author="Claude (AI) - proposed" w:date="2026-10-15T20:36:02Z">
+            <w:del w:id="9054" w:author="Claude (AI) - proposed" w:date="2026-10-18T00:28:04Z">
               <w:r>
                 <w:rPr>
                   <w:rFonts w:ascii="Arial" w:cs="Arial" w:eastAsia="Arial" w:hAnsi="Arial"/>
@@ -2539,7 +2539,7 @@
                 <w:delText xml:space="preserve">Mixes</w:delText>
               </w:r>
             </w:del>
-            <w:ins w:id="9055" w:author="Claude (AI) - proposed" w:date="2026-10-15T20:36:02Z">
+            <w:ins w:id="9055" w:author="Claude (AI) - proposed" w:date="2026-10-18T00:28:04Z">
               <w:r>
                 <w:rPr>
                   <w:rFonts w:ascii="Arial" w:cs="Arial" w:eastAsia="Arial" w:hAnsi="Arial"/>
@@ -2622,7 +2622,7 @@
               <w:spacing w:after="40" w:before="0"/>
               <w:jc w:val="left"/>
             </w:pPr>
-            <w:del w:id="9056" w:author="Claude (AI) - proposed" w:date="2026-10-15T20:36:02Z">
+            <w:del w:id="9056" w:author="Claude (AI) - proposed" w:date="2026-10-18T00:28:04Z">
               <w:r>
                 <w:rPr>
                   <w:rFonts w:ascii="Arial" w:cs="Arial" w:eastAsia="Arial" w:hAnsi="Arial"/>
@@ -2637,7 +2637,7 @@
                 <w:delText xml:space="preserve">Gives</w:delText>
               </w:r>
             </w:del>
-            <w:ins w:id="9057" w:author="Claude (AI) - proposed" w:date="2026-10-15T20:36:02Z">
+            <w:ins w:id="9057" w:author="Claude (AI) - proposed" w:date="2026-10-18T00:28:04Z">
               <w:r>
                 <w:rPr>
                   <w:rFonts w:ascii="Arial" w:cs="Arial" w:eastAsia="Arial" w:hAnsi="Arial"/>
@@ -2665,7 +2665,7 @@
               </w:rPr>
               <w:t xml:space="preserve"> a complete, logical explanation of why Runner A won despite Runner B leading at 30 km, using velocity, acceleration, graph shape and relative speed</w:t>
             </w:r>
-            <w:ins w:id="9058" w:author="Claude (AI) - proposed" w:date="2026-10-15T20:36:02Z">
+            <w:ins w:id="9058" w:author="Claude (AI) - proposed" w:date="2026-10-18T00:28:04Z">
               <w:r>
                 <w:rPr>
                   <w:rFonts w:ascii="Arial" w:cs="Arial" w:eastAsia="Arial" w:hAnsi="Arial"/>
@@ -2713,7 +2713,7 @@
               <w:spacing w:after="40" w:before="0"/>
               <w:jc w:val="left"/>
             </w:pPr>
-            <w:del w:id="9059" w:author="Claude (AI) - proposed" w:date="2026-10-15T20:36:02Z">
+            <w:del w:id="9059" w:author="Claude (AI) - proposed" w:date="2026-10-18T00:28:04Z">
               <w:r>
                 <w:rPr>
                   <w:rFonts w:ascii="Arial" w:cs="Arial" w:eastAsia="Arial" w:hAnsi="Arial"/>
@@ -2728,7 +2728,7 @@
                 <w:delText xml:space="preserve">Explains</w:delText>
               </w:r>
             </w:del>
-            <w:ins w:id="9060" w:author="Claude (AI) - proposed" w:date="2026-10-15T20:36:02Z">
+            <w:ins w:id="9060" w:author="Claude (AI) - proposed" w:date="2026-10-18T00:28:04Z">
               <w:r>
                 <w:rPr>
                   <w:rFonts w:ascii="Arial" w:cs="Arial" w:eastAsia="Arial" w:hAnsi="Arial"/>
@@ -2776,7 +2776,7 @@
               <w:spacing w:after="40" w:before="0"/>
               <w:jc w:val="left"/>
             </w:pPr>
-            <w:del w:id="9061" w:author="Claude (AI) - proposed" w:date="2026-10-15T20:36:02Z">
+            <w:del w:id="9061" w:author="Claude (AI) - proposed" w:date="2026-10-18T00:28:04Z">
               <w:r>
                 <w:rPr>
                   <w:rFonts w:ascii="Arial" w:cs="Arial" w:eastAsia="Arial" w:hAnsi="Arial"/>
@@ -2791,7 +2791,7 @@
                 <w:delText xml:space="preserve">Only</w:delText>
               </w:r>
             </w:del>
-            <w:ins w:id="9062" w:author="Claude (AI) - proposed" w:date="2026-10-15T20:36:02Z">
+            <w:ins w:id="9062" w:author="Claude (AI) - proposed" w:date="2026-10-18T00:28:04Z">
               <w:r>
                 <w:rPr>
                   <w:rFonts w:ascii="Arial" w:cs="Arial" w:eastAsia="Arial" w:hAnsi="Arial"/>
@@ -2874,7 +2874,7 @@
               <w:spacing w:after="40" w:before="0"/>
               <w:jc w:val="left"/>
             </w:pPr>
-            <w:del w:id="9063" w:author="Claude (AI) - proposed" w:date="2026-10-15T20:36:02Z">
+            <w:del w:id="9063" w:author="Claude (AI) - proposed" w:date="2026-10-18T00:28:04Z">
               <w:r>
                 <w:rPr>
                   <w:rFonts w:ascii="Arial" w:cs="Arial" w:eastAsia="Arial" w:hAnsi="Arial"/>
@@ -2889,7 +2889,7 @@
                 <w:delText xml:space="preserve">Links</w:delText>
               </w:r>
             </w:del>
-            <w:ins w:id="9064" w:author="Claude (AI) - proposed" w:date="2026-10-15T20:36:02Z">
+            <w:ins w:id="9064" w:author="Claude (AI) - proposed" w:date="2026-10-18T00:28:04Z">
               <w:r>
                 <w:rPr>
                   <w:rFonts w:ascii="Arial" w:cs="Arial" w:eastAsia="Arial" w:hAnsi="Arial"/>
@@ -2937,7 +2937,7 @@
               <w:spacing w:after="40" w:before="0"/>
               <w:jc w:val="left"/>
             </w:pPr>
-            <w:del w:id="9065" w:author="Claude (AI) - proposed" w:date="2026-10-15T20:36:02Z">
+            <w:del w:id="9065" w:author="Claude (AI) - proposed" w:date="2026-10-18T00:28:04Z">
               <w:r>
                 <w:rPr>
                   <w:rFonts w:ascii="Arial" w:cs="Arial" w:eastAsia="Arial" w:hAnsi="Arial"/>
@@ -2952,7 +2952,7 @@
                 <w:delText xml:space="preserve">Uses</w:delText>
               </w:r>
             </w:del>
-            <w:ins w:id="9066" w:author="Claude (AI) - proposed" w:date="2026-10-15T20:36:02Z">
+            <w:ins w:id="9066" w:author="Claude (AI) - proposed" w:date="2026-10-18T00:28:04Z">
               <w:r>
                 <w:rPr>
                   <w:rFonts w:ascii="Arial" w:cs="Arial" w:eastAsia="Arial" w:hAnsi="Arial"/>
@@ -3000,7 +3000,7 @@
               <w:spacing w:after="40" w:before="0"/>
               <w:jc w:val="left"/>
             </w:pPr>
-            <w:del w:id="9067" w:author="Claude (AI) - proposed" w:date="2026-10-15T20:36:02Z">
+            <w:del w:id="9067" w:author="Claude (AI) - proposed" w:date="2026-10-18T00:28:04Z">
               <w:r>
                 <w:rPr>
                   <w:rFonts w:ascii="Arial" w:cs="Arial" w:eastAsia="Arial" w:hAnsi="Arial"/>
@@ -3015,7 +3015,7 @@
                 <w:delText xml:space="preserve">Few</w:delText>
               </w:r>
             </w:del>
-            <w:ins w:id="9068" w:author="Claude (AI) - proposed" w:date="2026-10-15T20:36:02Z">
+            <w:ins w:id="9068" w:author="Claude (AI) - proposed" w:date="2026-10-18T00:28:04Z">
               <w:r>
                 <w:rPr>
                   <w:rFonts w:ascii="Arial" w:cs="Arial" w:eastAsia="Arial" w:hAnsi="Arial"/>
@@ -3165,7 +3165,7 @@
         </w:rPr>
         <w:t xml:space="preserve">© 2026 SeaVuria and ARES. This work is licensed under a </w:t>
       </w:r>
-      <w:hyperlink w:history="1" r:id="rIdrhsghaqzetvvl5a0e-nuy">
+      <w:hyperlink w:history="1" r:id="rIdicefsnwlph2wyx18amcfx">
         <w:r>
           <w:rPr>
             <w:rFonts w:ascii="Arial" w:cs="Arial" w:eastAsia="Arial" w:hAnsi="Arial"/>
@@ -3185,7 +3185,7 @@
         </w:rPr>
         <w:t xml:space="preserve"> (</w:t>
       </w:r>
-      <w:hyperlink w:history="1" r:id="rIdhed2vcepdukva8taf8nmk">
+      <w:hyperlink w:history="1" r:id="rIdh_ietli2iwzg40ogtjrp-">
         <w:r>
           <w:rPr>
             <w:rFonts w:ascii="Arial" w:cs="Arial" w:eastAsia="Arial" w:hAnsi="Arial"/>
@@ -3205,7 +3205,7 @@
         </w:rPr>
         <w:t xml:space="preserve">). To view a copy of this license, visit </w:t>
       </w:r>
-      <w:hyperlink w:history="1" r:id="rIdxxngr-xopenfd9l9vxu_o">
+      <w:hyperlink w:history="1" r:id="rIdyusmwz8w88v84evsh0bu0">
         <w:r>
           <w:rPr>
             <w:rFonts w:ascii="Arial" w:cs="Arial" w:eastAsia="Arial" w:hAnsi="Arial"/>
